--- a/pliki/oswiadczenie_ai.docx
+++ b/pliki/oswiadczenie_ai.docx
@@ -60,7 +60,7 @@
           <w:b/>
           <w:bCs/>
         </w:rPr>
-        <w:t xml:space="preserve">Temat projektu:</w:t>
+        <w:t xml:space="preserve">Nazwa aplikacji i jej zadanie (projekt):</w:t>
       </w:r>
       <w:r>
         <w:t xml:space="preserve"> </w:t>
